--- a/resources/templates/Sterling_CAR_Endorsement_Template.docx
+++ b/resources/templates/Sterling_CAR_Endorsement_Template.docx
@@ -174,6 +174,20 @@
           <w:lang w:val="en-US"/>
         </w:rPr>
       </w:pPr>
+      <w:bookmarkStart w:id="0" w:name="_GoBack"/>
+      <w:bookmarkEnd w:id="0"/>
+    </w:p>
+    <w:p>
+      <w:pPr>
+        <w:spacing w:line="360" w:lineRule="auto"/>
+        <w:jc w:val="both"/>
+        <w:rPr>
+          <w:rFonts w:hint="default" w:ascii="Arial" w:hAnsi="Arial" w:cs="Arial"/>
+          <w:sz w:val="24"/>
+          <w:szCs w:val="24"/>
+          <w:lang w:val="en-US"/>
+        </w:rPr>
+      </w:pPr>
     </w:p>
     <w:p>
       <w:pPr>
@@ -502,20 +516,7 @@
           <w:szCs w:val="24"/>
           <w:lang w:val="en-US"/>
         </w:rPr>
-        <w:t xml:space="preserve"> located at [[Address Sentence</w:t>
-      </w:r>
-      <w:bookmarkStart w:id="0" w:name="_GoBack"/>
-      <w:bookmarkEnd w:id="0"/>
-      <w:r>
-        <w:rPr>
-          <w:rFonts w:hint="default" w:ascii="Arial" w:hAnsi="Arial" w:cs="Arial"/>
-          <w:b w:val="0"/>
-          <w:bCs w:val="0"/>
-          <w:sz w:val="24"/>
-          <w:szCs w:val="24"/>
-          <w:lang w:val="en-US"/>
-        </w:rPr>
-        <w:t xml:space="preserve">]], for the account of </w:t>
+        <w:t xml:space="preserve"> located at [[Address Sentence]], for the account of </w:t>
       </w:r>
       <w:r>
         <w:rPr>

--- a/resources/templates/Sterling_CAR_Endorsement_Template.docx
+++ b/resources/templates/Sterling_CAR_Endorsement_Template.docx
@@ -49,7 +49,7 @@
     </w:p>
     <w:p>
       <w:pPr>
-        <w:spacing w:line="360" w:lineRule="auto"/>
+        <w:spacing w:line="240" w:lineRule="auto"/>
         <w:jc w:val="both"/>
         <w:rPr>
           <w:rFonts w:hint="default" w:ascii="Calibri" w:hAnsi="Calibri" w:cs="Calibri"/>
@@ -75,15 +75,6 @@
           <w:lang w:val="en-US"/>
         </w:rPr>
         <w:br w:type="textWrapping"/>
-      </w:r>
-      <w:r>
-        <w:rPr>
-          <w:rFonts w:hint="default" w:ascii="Calibri" w:hAnsi="Calibri" w:cs="Calibri"/>
-          <w:sz w:val="22"/>
-          <w:szCs w:val="22"/>
-          <w:lang w:val="en-US"/>
-        </w:rPr>
-        <w:t>[[</w:t>
       </w:r>
       <w:r>
         <w:rPr>
@@ -94,16 +85,7 @@
           <w:szCs w:val="22"/>
           <w:lang w:val="en-US"/>
         </w:rPr>
-        <w:t>Obligee</w:t>
-      </w:r>
-      <w:r>
-        <w:rPr>
-          <w:rFonts w:hint="default" w:ascii="Calibri" w:hAnsi="Calibri" w:cs="Calibri"/>
-          <w:sz w:val="22"/>
-          <w:szCs w:val="22"/>
-          <w:lang w:val="en-US"/>
-        </w:rPr>
-        <w:t>]]</w:t>
+        <w:t>[[Obligee]]</w:t>
       </w:r>
       <w:r>
         <w:rPr>
@@ -144,7 +126,7 @@
     </w:p>
     <w:p>
       <w:pPr>
-        <w:spacing w:line="360" w:lineRule="auto"/>
+        <w:spacing w:line="240" w:lineRule="auto"/>
         <w:jc w:val="both"/>
         <w:rPr>
           <w:rFonts w:hint="default" w:ascii="Calibri" w:hAnsi="Calibri" w:cs="Calibri"/>
@@ -165,31 +147,19 @@
     </w:p>
     <w:p>
       <w:pPr>
-        <w:spacing w:line="360" w:lineRule="auto"/>
-        <w:jc w:val="both"/>
-        <w:rPr>
-          <w:rFonts w:hint="default" w:ascii="Calibri" w:hAnsi="Calibri" w:cs="Calibri"/>
-          <w:sz w:val="22"/>
-          <w:szCs w:val="22"/>
-          <w:lang w:val="en-US"/>
-        </w:rPr>
-      </w:pPr>
-    </w:p>
-    <w:p>
-      <w:pPr>
-        <w:spacing w:line="360" w:lineRule="auto"/>
-        <w:jc w:val="both"/>
-        <w:rPr>
-          <w:rFonts w:hint="default" w:ascii="Calibri" w:hAnsi="Calibri" w:cs="Calibri"/>
-          <w:sz w:val="22"/>
-          <w:szCs w:val="22"/>
-          <w:lang w:val="en-US"/>
-        </w:rPr>
-      </w:pPr>
-    </w:p>
-    <w:p>
-      <w:pPr>
-        <w:spacing w:line="360" w:lineRule="auto"/>
+        <w:spacing w:line="240" w:lineRule="auto"/>
+        <w:jc w:val="both"/>
+        <w:rPr>
+          <w:rFonts w:hint="default" w:ascii="Calibri" w:hAnsi="Calibri" w:cs="Calibri"/>
+          <w:sz w:val="22"/>
+          <w:szCs w:val="22"/>
+          <w:lang w:val="en-US"/>
+        </w:rPr>
+      </w:pPr>
+    </w:p>
+    <w:p>
+      <w:pPr>
+        <w:spacing w:line="240" w:lineRule="auto"/>
         <w:jc w:val="both"/>
         <w:rPr>
           <w:rFonts w:hint="default" w:ascii="Calibri" w:hAnsi="Calibri" w:cs="Calibri"/>
@@ -256,7 +226,6 @@
     <w:p>
       <w:pPr>
         <w:spacing w:line="360" w:lineRule="auto"/>
-        <w:ind w:left="198" w:leftChars="99" w:firstLine="0" w:firstLineChars="0"/>
         <w:jc w:val="both"/>
         <w:rPr>
           <w:rFonts w:hint="default" w:ascii="Calibri" w:hAnsi="Calibri" w:cs="Calibri"/>
@@ -269,8 +238,8 @@
           <w:pgSz w:w="12240" w:h="20160"/>
           <w:pgMar w:top="1800" w:right="1800" w:bottom="1440" w:left="1440" w:header="720" w:footer="720" w:gutter="0"/>
           <w:cols w:equalWidth="0" w:num="2">
-            <w:col w:w="1494" w:space="612"/>
-            <w:col w:w="6893"/>
+            <w:col w:w="1694" w:space="612"/>
+            <w:col w:w="6693"/>
           </w:cols>
           <w:docGrid w:linePitch="360" w:charSpace="0"/>
         </w:sectPr>
@@ -771,8 +740,6 @@
           <w:lang w:val="en-US"/>
         </w:rPr>
       </w:pPr>
-      <w:bookmarkStart w:id="0" w:name="_GoBack"/>
-      <w:bookmarkEnd w:id="0"/>
       <w:r>
         <w:rPr>
           <w:rFonts w:hint="default" w:ascii="Calibri" w:hAnsi="Calibri" w:cs="Calibri"/>
@@ -809,20 +776,6 @@
         </w:rPr>
         <w:t>[[Signature]]</w:t>
       </w:r>
-    </w:p>
-    <w:p>
-      <w:pPr>
-        <w:spacing w:line="360" w:lineRule="auto"/>
-        <w:jc w:val="both"/>
-        <w:rPr>
-          <w:rFonts w:hint="default" w:ascii="Calibri" w:hAnsi="Calibri" w:cs="Calibri"/>
-          <w:b w:val="0"/>
-          <w:bCs w:val="0"/>
-          <w:sz w:val="22"/>
-          <w:szCs w:val="22"/>
-          <w:lang w:val="en-US"/>
-        </w:rPr>
-      </w:pPr>
     </w:p>
     <w:p>
       <w:pPr>
@@ -893,17 +846,104 @@
           <w:szCs w:val="22"/>
           <w:lang w:val="en-US"/>
         </w:rPr>
-        <w:t>[[Jurat bold]]</w:t>
-      </w:r>
-      <w:r>
-        <w:rPr>
-          <w:rFonts w:hint="default" w:ascii="Calibri" w:hAnsi="Calibri" w:cs="Calibri"/>
-          <w:sz w:val="22"/>
-          <w:szCs w:val="22"/>
-          <w:lang w:val="en-US"/>
-        </w:rPr>
-        <w:t xml:space="preserve"> [[Jurat rest]]</w:t>
-      </w:r>
+        <w:t xml:space="preserve">[[Jurat bold]] </w:t>
+      </w:r>
+      <w:r>
+        <w:rPr>
+          <w:rFonts w:hint="default" w:ascii="Calibri" w:hAnsi="Calibri" w:cs="Calibri"/>
+          <w:b w:val="0"/>
+          <w:bCs w:val="0"/>
+          <w:sz w:val="22"/>
+          <w:szCs w:val="22"/>
+          <w:lang w:val="en-US"/>
+        </w:rPr>
+        <w:t>[[Jurat before date]]</w:t>
+      </w:r>
+      <w:r>
+        <w:rPr>
+          <w:rFonts w:hint="default" w:ascii="Calibri" w:hAnsi="Calibri" w:cs="Calibri"/>
+          <w:sz w:val="22"/>
+          <w:szCs w:val="22"/>
+          <w:lang w:val="en-US"/>
+        </w:rPr>
+        <w:t xml:space="preserve"> </w:t>
+      </w:r>
+      <w:r>
+        <w:rPr>
+          <w:rFonts w:hint="default" w:ascii="Calibri" w:hAnsi="Calibri" w:cs="Calibri"/>
+          <w:b/>
+          <w:bCs/>
+          <w:sz w:val="22"/>
+          <w:szCs w:val="22"/>
+          <w:lang w:val="en-US"/>
+        </w:rPr>
+        <w:t xml:space="preserve">[[Date in words]] </w:t>
+      </w:r>
+      <w:r>
+        <w:rPr>
+          <w:rFonts w:hint="default" w:ascii="Calibri" w:hAnsi="Calibri" w:cs="Calibri"/>
+          <w:b w:val="0"/>
+          <w:bCs w:val="0"/>
+          <w:sz w:val="22"/>
+          <w:szCs w:val="22"/>
+          <w:lang w:val="en-US"/>
+        </w:rPr>
+        <w:t>[[Jurat before city]]</w:t>
+      </w:r>
+      <w:r>
+        <w:rPr>
+          <w:rFonts w:hint="default" w:ascii="Calibri" w:hAnsi="Calibri" w:cs="Calibri"/>
+          <w:b/>
+          <w:bCs/>
+          <w:sz w:val="22"/>
+          <w:szCs w:val="22"/>
+          <w:lang w:val="en-US"/>
+        </w:rPr>
+        <w:t xml:space="preserve"> [[City of Makati]]</w:t>
+      </w:r>
+      <w:r>
+        <w:rPr>
+          <w:rFonts w:hint="default" w:ascii="Calibri" w:hAnsi="Calibri" w:cs="Calibri"/>
+          <w:sz w:val="22"/>
+          <w:szCs w:val="22"/>
+          <w:lang w:val="en-US"/>
+        </w:rPr>
+        <w:t xml:space="preserve"> [[Jurat before tin]] </w:t>
+      </w:r>
+      <w:r>
+        <w:rPr>
+          <w:rFonts w:hint="default" w:ascii="Calibri" w:hAnsi="Calibri" w:cs="Calibri"/>
+          <w:b/>
+          <w:bCs/>
+          <w:sz w:val="22"/>
+          <w:szCs w:val="22"/>
+          <w:lang w:val="en-US"/>
+        </w:rPr>
+        <w:t>[[Tin]]</w:t>
+      </w:r>
+      <w:r>
+        <w:rPr>
+          <w:rFonts w:hint="default" w:ascii="Calibri" w:hAnsi="Calibri" w:cs="Calibri"/>
+          <w:sz w:val="22"/>
+          <w:szCs w:val="22"/>
+          <w:lang w:val="en-US"/>
+        </w:rPr>
+        <w:t xml:space="preserve"> [[Jurat after tin]]</w:t>
+      </w:r>
+    </w:p>
+    <w:p>
+      <w:pPr>
+        <w:spacing w:line="240" w:lineRule="auto"/>
+        <w:jc w:val="both"/>
+        <w:rPr>
+          <w:rFonts w:hint="default" w:ascii="Calibri" w:hAnsi="Calibri" w:cs="Calibri"/>
+          <w:b w:val="0"/>
+          <w:bCs w:val="0"/>
+          <w:sz w:val="22"/>
+          <w:szCs w:val="22"/>
+          <w:lang w:val="en-US"/>
+        </w:rPr>
+      </w:pPr>
       <w:r>
         <w:rPr>
           <w:rFonts w:hint="default" w:ascii="Calibri" w:hAnsi="Calibri" w:cs="Calibri"/>
@@ -913,13 +953,182 @@
         <mc:AlternateContent>
           <mc:Choice Requires="wps">
             <w:drawing>
-              <wp:anchor distT="0" distB="0" distL="114300" distR="114300" simplePos="0" relativeHeight="251661312" behindDoc="1" locked="0" layoutInCell="1" allowOverlap="1">
+              <wp:anchor distT="0" distB="0" distL="114300" distR="114300" simplePos="0" relativeHeight="251660288" behindDoc="0" locked="0" layoutInCell="1" allowOverlap="1">
                 <wp:simplePos x="0" y="0"/>
                 <wp:positionH relativeFrom="column">
-                  <wp:posOffset>3116580</wp:posOffset>
+                  <wp:posOffset>5259705</wp:posOffset>
                 </wp:positionH>
                 <wp:positionV relativeFrom="paragraph">
-                  <wp:posOffset>1732280</wp:posOffset>
+                  <wp:posOffset>66040</wp:posOffset>
+                </wp:positionV>
+                <wp:extent cx="1149350" cy="1007110"/>
+                <wp:effectExtent l="0" t="0" r="12700" b="2540"/>
+                <wp:wrapNone/>
+                <wp:docPr id="3" name="Text Box 3"/>
+                <wp:cNvGraphicFramePr/>
+                <a:graphic xmlns:a="http://schemas.openxmlformats.org/drawingml/2006/main">
+                  <a:graphicData uri="http://schemas.microsoft.com/office/word/2010/wordprocessingShape">
+                    <wps:wsp>
+                      <wps:cNvSpPr txBox="1"/>
+                      <wps:spPr>
+                        <a:xfrm>
+                          <a:off x="0" y="0"/>
+                          <a:ext cx="1149350" cy="1007110"/>
+                        </a:xfrm>
+                        <a:prstGeom prst="rect">
+                          <a:avLst/>
+                        </a:prstGeom>
+                        <a:solidFill>
+                          <a:schemeClr val="lt1"/>
+                        </a:solidFill>
+                        <a:ln w="6350">
+                          <a:noFill/>
+                        </a:ln>
+                      </wps:spPr>
+                      <wps:style>
+                        <a:lnRef idx="0">
+                          <a:schemeClr val="accent1"/>
+                        </a:lnRef>
+                        <a:fillRef idx="0">
+                          <a:schemeClr val="accent1"/>
+                        </a:fillRef>
+                        <a:effectRef idx="0">
+                          <a:schemeClr val="accent1"/>
+                        </a:effectRef>
+                        <a:fontRef idx="minor">
+                          <a:schemeClr val="dk1"/>
+                        </a:fontRef>
+                      </wps:style>
+                      <wps:txbx>
+                        <w:txbxContent>
+                          <w:p>
+                            <w:pPr>
+                              <w:rPr>
+                                <w:rFonts w:hint="default" w:ascii="Arial" w:hAnsi="Arial" w:cs="Arial"/>
+                                <w:sz w:val="24"/>
+                                <w:szCs w:val="24"/>
+                                <w:lang w:val="en-US"/>
+                              </w:rPr>
+                            </w:pPr>
+                            <w:r>
+                              <w:rPr>
+                                <w:rFonts w:hint="default" w:ascii="Arial" w:hAnsi="Arial" w:cs="Arial"/>
+                                <w:sz w:val="24"/>
+                                <w:szCs w:val="24"/>
+                                <w:lang w:val="en-US"/>
+                              </w:rPr>
+                              <w:t>[[QR]]</w:t>
+                            </w:r>
+                          </w:p>
+                        </w:txbxContent>
+                      </wps:txbx>
+                      <wps:bodyPr rot="0" spcFirstLastPara="0" vertOverflow="overflow" horzOverflow="overflow" vert="horz" wrap="square" lIns="91440" tIns="45720" rIns="91440" bIns="45720" numCol="1" spcCol="0" rtlCol="0" fromWordArt="0" anchor="t" anchorCtr="0" forceAA="0" compatLnSpc="1">
+                        <a:noAutofit/>
+                      </wps:bodyPr>
+                    </wps:wsp>
+                  </a:graphicData>
+                </a:graphic>
+              </wp:anchor>
+            </w:drawing>
+          </mc:Choice>
+          <mc:Fallback>
+            <w:pict>
+              <v:shape id="_x0000_s1026" o:spid="_x0000_s1026" o:spt="202" type="#_x0000_t202" style="position:absolute;left:0pt;margin-left:414.15pt;margin-top:5.2pt;height:79.3pt;width:90.5pt;z-index:251660288;mso-width-relative:page;mso-height-relative:page;" fillcolor="#FFFFFF [3201]" filled="t" stroked="f" coordsize="21600,21600" o:gfxdata="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">
+                <v:fill on="t" focussize="0,0"/>
+                <v:stroke on="f" weight="0.5pt"/>
+                <v:imagedata o:title=""/>
+                <o:lock v:ext="edit" aspectratio="f"/>
+                <v:textbox>
+                  <w:txbxContent>
+                    <w:p>
+                      <w:pPr>
+                        <w:rPr>
+                          <w:rFonts w:hint="default" w:ascii="Arial" w:hAnsi="Arial" w:cs="Arial"/>
+                          <w:sz w:val="24"/>
+                          <w:szCs w:val="24"/>
+                          <w:lang w:val="en-US"/>
+                        </w:rPr>
+                      </w:pPr>
+                      <w:r>
+                        <w:rPr>
+                          <w:rFonts w:hint="default" w:ascii="Arial" w:hAnsi="Arial" w:cs="Arial"/>
+                          <w:sz w:val="24"/>
+                          <w:szCs w:val="24"/>
+                          <w:lang w:val="en-US"/>
+                        </w:rPr>
+                        <w:t>[[QR]]</w:t>
+                      </w:r>
+                    </w:p>
+                  </w:txbxContent>
+                </v:textbox>
+              </v:shape>
+            </w:pict>
+          </mc:Fallback>
+        </mc:AlternateContent>
+      </w:r>
+      <w:r>
+        <w:rPr>
+          <w:rFonts w:hint="default" w:ascii="Calibri" w:hAnsi="Calibri" w:cs="Calibri"/>
+          <w:b w:val="0"/>
+          <w:bCs w:val="0"/>
+          <w:sz w:val="22"/>
+          <w:szCs w:val="22"/>
+          <w:lang w:val="en-US"/>
+        </w:rPr>
+        <w:t>[[Doc. No.]]</w:t>
+      </w:r>
+      <w:r>
+        <w:rPr>
+          <w:rFonts w:hint="default" w:ascii="Calibri" w:hAnsi="Calibri" w:cs="Calibri"/>
+          <w:b w:val="0"/>
+          <w:bCs w:val="0"/>
+          <w:sz w:val="22"/>
+          <w:szCs w:val="22"/>
+          <w:lang w:val="en-US"/>
+        </w:rPr>
+        <w:br w:type="textWrapping"/>
+      </w:r>
+      <w:r>
+        <w:rPr>
+          <w:rFonts w:hint="default" w:ascii="Calibri" w:hAnsi="Calibri" w:cs="Calibri"/>
+          <w:b w:val="0"/>
+          <w:bCs w:val="0"/>
+          <w:sz w:val="22"/>
+          <w:szCs w:val="22"/>
+          <w:lang w:val="en-US"/>
+        </w:rPr>
+        <w:t>[[Page No.]]</w:t>
+      </w:r>
+    </w:p>
+    <w:p>
+      <w:pPr>
+        <w:spacing w:line="240" w:lineRule="auto"/>
+        <w:jc w:val="both"/>
+        <w:rPr>
+          <w:rFonts w:hint="default" w:ascii="Calibri" w:hAnsi="Calibri" w:cs="Calibri"/>
+          <w:b w:val="0"/>
+          <w:bCs w:val="0"/>
+          <w:sz w:val="22"/>
+          <w:szCs w:val="22"/>
+          <w:lang w:val="en-US"/>
+        </w:rPr>
+      </w:pPr>
+      <w:r>
+        <w:rPr>
+          <w:rFonts w:hint="default" w:ascii="Calibri" w:hAnsi="Calibri" w:cs="Calibri"/>
+          <w:sz w:val="22"/>
+          <w:szCs w:val="22"/>
+        </w:rPr>
+        <mc:AlternateContent>
+          <mc:Choice Requires="wps">
+            <w:drawing>
+              <wp:anchor distT="0" distB="0" distL="114300" distR="114300" simplePos="0" relativeHeight="251659264" behindDoc="1" locked="0" layoutInCell="1" allowOverlap="1">
+                <wp:simplePos x="0" y="0"/>
+                <wp:positionH relativeFrom="column">
+                  <wp:posOffset>1656715</wp:posOffset>
+                </wp:positionH>
+                <wp:positionV relativeFrom="paragraph">
+                  <wp:posOffset>71755</wp:posOffset>
                 </wp:positionV>
                 <wp:extent cx="1913890" cy="1275715"/>
                 <wp:effectExtent l="0" t="0" r="10160" b="635"/>
@@ -1002,7 +1211,7 @@
           </mc:Choice>
           <mc:Fallback>
             <w:pict>
-              <v:shape id="_x0000_s1026" o:spid="_x0000_s1026" o:spt="202" type="#_x0000_t202" style="position:absolute;left:0pt;margin-left:245.4pt;margin-top:136.4pt;height:100.45pt;width:150.7pt;mso-wrap-distance-left:9pt;mso-wrap-distance-right:9pt;z-index:-251655168;mso-width-relative:page;mso-height-relative:page;" fillcolor="#FFFFFF [3201]" filled="t" stroked="f" coordsize="21600,21600" wrapcoords="0 0 0 21288 21285 21288 21285 0 0 0" o:gfxdata="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">
+              <v:shape id="_x0000_s1026" o:spid="_x0000_s1026" o:spt="202" type="#_x0000_t202" style="position:absolute;left:0pt;margin-left:130.45pt;margin-top:5.65pt;height:100.45pt;width:150.7pt;mso-wrap-distance-left:9pt;mso-wrap-distance-right:9pt;z-index:-251657216;mso-width-relative:page;mso-height-relative:page;" fillcolor="#FFFFFF [3201]" filled="t" stroked="f" coordsize="21600,21600" wrapcoords="0 0 0 21288 21285 21288 21285 0 0 0" o:gfxdata="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">
                 <v:fill on="t" focussize="0,0"/>
                 <v:stroke on="f" weight="0.5pt"/>
                 <v:imagedata o:title=""/>
@@ -1037,67 +1246,6 @@
           </mc:Fallback>
         </mc:AlternateContent>
       </w:r>
-    </w:p>
-    <w:p>
-      <w:pPr>
-        <w:spacing w:line="240" w:lineRule="auto"/>
-        <w:jc w:val="both"/>
-        <w:rPr>
-          <w:rFonts w:hint="default" w:ascii="Calibri" w:hAnsi="Calibri" w:cs="Calibri"/>
-          <w:b w:val="0"/>
-          <w:bCs w:val="0"/>
-          <w:sz w:val="22"/>
-          <w:szCs w:val="22"/>
-          <w:lang w:val="en-US"/>
-        </w:rPr>
-      </w:pPr>
-      <w:r>
-        <w:rPr>
-          <w:rFonts w:hint="default" w:ascii="Calibri" w:hAnsi="Calibri" w:cs="Calibri"/>
-          <w:b w:val="0"/>
-          <w:bCs w:val="0"/>
-          <w:sz w:val="22"/>
-          <w:szCs w:val="22"/>
-          <w:lang w:val="en-US"/>
-        </w:rPr>
-        <w:t>[[Doc. No.]]</w:t>
-      </w:r>
-      <w:r>
-        <w:rPr>
-          <w:rFonts w:hint="default" w:ascii="Calibri" w:hAnsi="Calibri" w:cs="Calibri"/>
-          <w:b w:val="0"/>
-          <w:bCs w:val="0"/>
-          <w:sz w:val="22"/>
-          <w:szCs w:val="22"/>
-          <w:lang w:val="en-US"/>
-        </w:rPr>
-        <w:br w:type="textWrapping"/>
-      </w:r>
-      <w:r>
-        <w:rPr>
-          <w:rFonts w:hint="default" w:ascii="Calibri" w:hAnsi="Calibri" w:cs="Calibri"/>
-          <w:b w:val="0"/>
-          <w:bCs w:val="0"/>
-          <w:sz w:val="22"/>
-          <w:szCs w:val="22"/>
-          <w:lang w:val="en-US"/>
-        </w:rPr>
-        <w:t>[[Page No.]]</w:t>
-      </w:r>
-    </w:p>
-    <w:p>
-      <w:pPr>
-        <w:spacing w:line="240" w:lineRule="auto"/>
-        <w:jc w:val="both"/>
-        <w:rPr>
-          <w:rFonts w:hint="default" w:ascii="Calibri" w:hAnsi="Calibri" w:cs="Calibri"/>
-          <w:b w:val="0"/>
-          <w:bCs w:val="0"/>
-          <w:sz w:val="22"/>
-          <w:szCs w:val="22"/>
-          <w:lang w:val="en-US"/>
-        </w:rPr>
-      </w:pPr>
       <w:r>
         <w:rPr>
           <w:rFonts w:hint="default" w:ascii="Calibri" w:hAnsi="Calibri" w:cs="Calibri"/>
@@ -1132,23 +1280,13 @@
           <w:szCs w:val="22"/>
           <w:lang w:val="en-US"/>
         </w:rPr>
-        <w:t>[[Year]].</w:t>
+        <w:t>[[Series year]].</w:t>
       </w:r>
     </w:p>
     <w:p>
       <w:pPr>
         <w:spacing w:line="360" w:lineRule="auto"/>
         <w:jc w:val="both"/>
-        <w:rPr>
-          <w:rFonts w:hint="default" w:ascii="Calibri" w:hAnsi="Calibri" w:cs="Calibri"/>
-          <w:sz w:val="22"/>
-          <w:szCs w:val="22"/>
-          <w:lang w:val="en-US"/>
-        </w:rPr>
-      </w:pPr>
-    </w:p>
-    <w:p>
-      <w:pPr>
         <w:rPr>
           <w:rFonts w:hint="default" w:ascii="Calibri" w:hAnsi="Calibri" w:cs="Calibri"/>
           <w:sz w:val="22"/>
@@ -1165,18 +1303,18 @@
         <mc:AlternateContent>
           <mc:Choice Requires="wps">
             <w:drawing>
-              <wp:anchor distT="0" distB="0" distL="114300" distR="114300" simplePos="0" relativeHeight="251659264" behindDoc="0" locked="0" layoutInCell="1" allowOverlap="1">
+              <wp:anchor distT="0" distB="0" distL="114300" distR="114300" simplePos="0" relativeHeight="251663360" behindDoc="0" locked="0" layoutInCell="1" allowOverlap="1">
                 <wp:simplePos x="0" y="0"/>
                 <wp:positionH relativeFrom="column">
-                  <wp:posOffset>-456565</wp:posOffset>
+                  <wp:posOffset>-148590</wp:posOffset>
                 </wp:positionH>
-                <wp:positionV relativeFrom="page">
-                  <wp:posOffset>11089005</wp:posOffset>
+                <wp:positionV relativeFrom="paragraph">
+                  <wp:posOffset>34925</wp:posOffset>
                 </wp:positionV>
-                <wp:extent cx="1411605" cy="1134110"/>
-                <wp:effectExtent l="0" t="0" r="17145" b="8890"/>
+                <wp:extent cx="1149350" cy="1007110"/>
+                <wp:effectExtent l="0" t="0" r="12700" b="2540"/>
                 <wp:wrapNone/>
-                <wp:docPr id="3" name="Text Box 3"/>
+                <wp:docPr id="2" name="Text Box 2"/>
                 <wp:cNvGraphicFramePr/>
                 <a:graphic xmlns:a="http://schemas.openxmlformats.org/drawingml/2006/main">
                   <a:graphicData uri="http://schemas.microsoft.com/office/word/2010/wordprocessingShape">
@@ -1185,7 +1323,7 @@
                       <wps:spPr>
                         <a:xfrm>
                           <a:off x="0" y="0"/>
-                          <a:ext cx="1411605" cy="1134110"/>
+                          <a:ext cx="1149350" cy="1007110"/>
                         </a:xfrm>
                         <a:prstGeom prst="rect">
                           <a:avLst/>
@@ -1245,7 +1383,7 @@
           </mc:Choice>
           <mc:Fallback>
             <w:pict>
-              <v:shape id="_x0000_s1026" o:spid="_x0000_s1026" o:spt="202" type="#_x0000_t202" style="position:absolute;left:0pt;margin-left:-35.95pt;margin-top:873.15pt;height:89.3pt;width:111.15pt;mso-position-vertical-relative:page;z-index:251659264;mso-width-relative:page;mso-height-relative:page;" fillcolor="#FFFFFF [3201]" filled="t" stroked="f" coordsize="21600,21600" o:gfxdata="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">
+              <v:shape id="_x0000_s1026" o:spid="_x0000_s1026" o:spt="202" type="#_x0000_t202" style="position:absolute;left:0pt;margin-left:-11.7pt;margin-top:2.75pt;height:79.3pt;width:90.5pt;z-index:251663360;mso-width-relative:page;mso-height-relative:page;" fillcolor="#FFFFFF [3201]" filled="t" stroked="f" coordsize="21600,21600" o:gfxdata="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">
                 <v:fill on="t" focussize="0,0"/>
                 <v:stroke on="f" weight="0.5pt"/>
                 <v:imagedata o:title=""/>
@@ -1278,6 +1416,18 @@
           </mc:Fallback>
         </mc:AlternateContent>
       </w:r>
+    </w:p>
+    <w:p>
+      <w:pPr>
+        <w:rPr>
+          <w:rFonts w:hint="default" w:ascii="Calibri" w:hAnsi="Calibri" w:cs="Calibri"/>
+          <w:sz w:val="22"/>
+          <w:szCs w:val="22"/>
+          <w:lang w:val="en-US"/>
+        </w:rPr>
+      </w:pPr>
+      <w:bookmarkStart w:id="0" w:name="_GoBack"/>
+      <w:bookmarkEnd w:id="0"/>
       <w:r>
         <w:rPr>
           <w:rFonts w:hint="default" w:ascii="Calibri" w:hAnsi="Calibri" w:cs="Calibri"/>
@@ -1287,18 +1437,18 @@
         <mc:AlternateContent>
           <mc:Choice Requires="wps">
             <w:drawing>
-              <wp:anchor distT="0" distB="0" distL="114300" distR="114300" simplePos="0" relativeHeight="251660288" behindDoc="0" locked="0" layoutInCell="1" allowOverlap="1">
+              <wp:anchor distT="0" distB="0" distL="114300" distR="114300" simplePos="0" relativeHeight="251661312" behindDoc="0" locked="0" layoutInCell="1" allowOverlap="1">
                 <wp:simplePos x="0" y="0"/>
                 <wp:positionH relativeFrom="column">
-                  <wp:posOffset>-739775</wp:posOffset>
+                  <wp:posOffset>4418330</wp:posOffset>
                 </wp:positionH>
-                <wp:positionV relativeFrom="page">
-                  <wp:posOffset>12419965</wp:posOffset>
+                <wp:positionV relativeFrom="paragraph">
+                  <wp:posOffset>37465</wp:posOffset>
                 </wp:positionV>
-                <wp:extent cx="6099810" cy="259715"/>
-                <wp:effectExtent l="0" t="0" r="15240" b="6985"/>
+                <wp:extent cx="2396490" cy="295275"/>
+                <wp:effectExtent l="0" t="0" r="3810" b="9525"/>
                 <wp:wrapNone/>
-                <wp:docPr id="2" name="Text Box 2"/>
+                <wp:docPr id="5" name="Text Box 5"/>
                 <wp:cNvGraphicFramePr/>
                 <a:graphic xmlns:a="http://schemas.openxmlformats.org/drawingml/2006/main">
                   <a:graphicData uri="http://schemas.microsoft.com/office/word/2010/wordprocessingShape">
@@ -1307,7 +1457,7 @@
                       <wps:spPr>
                         <a:xfrm>
                           <a:off x="0" y="0"/>
-                          <a:ext cx="6099810" cy="259715"/>
+                          <a:ext cx="2396490" cy="295275"/>
                         </a:xfrm>
                         <a:prstGeom prst="rect">
                           <a:avLst/>
@@ -1338,20 +1488,20 @@
                           <w:p>
                             <w:pPr>
                               <w:rPr>
-                                <w:rFonts w:hint="default" w:ascii="Arial" w:hAnsi="Arial" w:cs="Arial"/>
-                                <w:sz w:val="24"/>
-                                <w:szCs w:val="24"/>
+                                <w:rFonts w:hint="default" w:ascii="Calibri" w:hAnsi="Calibri" w:cs="Calibri"/>
+                                <w:sz w:val="14"/>
+                                <w:szCs w:val="14"/>
                                 <w:lang w:val="en-US"/>
                               </w:rPr>
                             </w:pPr>
                             <w:r>
                               <w:rPr>
-                                <w:rFonts w:hint="default" w:ascii="Arial" w:hAnsi="Arial" w:cs="Arial"/>
-                                <w:sz w:val="24"/>
-                                <w:szCs w:val="24"/>
+                                <w:rFonts w:hint="default" w:ascii="Calibri" w:hAnsi="Calibri" w:cs="Calibri"/>
+                                <w:sz w:val="14"/>
+                                <w:szCs w:val="14"/>
                                 <w:lang w:val="en-US"/>
                               </w:rPr>
-                              <w:t>Confirmation Number: [[Confirmation Number]]</w:t>
+                              <w:t>[[Confirmation Number]]</w:t>
                             </w:r>
                           </w:p>
                         </w:txbxContent>
@@ -1367,7 +1517,7 @@
           </mc:Choice>
           <mc:Fallback>
             <w:pict>
-              <v:shape id="_x0000_s1026" o:spid="_x0000_s1026" o:spt="202" type="#_x0000_t202" style="position:absolute;left:0pt;margin-left:-58.25pt;margin-top:977.95pt;height:20.45pt;width:480.3pt;mso-position-vertical-relative:page;z-index:251660288;mso-width-relative:page;mso-height-relative:page;" fillcolor="#FFFFFF [3201]" filled="t" stroked="f" coordsize="21600,21600" o:gfxdata="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">
+              <v:shape id="_x0000_s1026" o:spid="_x0000_s1026" o:spt="202" type="#_x0000_t202" style="position:absolute;left:0pt;margin-left:347.9pt;margin-top:2.95pt;height:23.25pt;width:188.7pt;z-index:251661312;mso-width-relative:page;mso-height-relative:page;" fillcolor="#FFFFFF [3201]" filled="t" stroked="f" coordsize="21600,21600" o:gfxdata="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">
                 <v:fill on="t" focussize="0,0"/>
                 <v:stroke on="f" weight="0.5pt"/>
                 <v:imagedata o:title=""/>
@@ -1377,20 +1527,20 @@
                     <w:p>
                       <w:pPr>
                         <w:rPr>
-                          <w:rFonts w:hint="default" w:ascii="Arial" w:hAnsi="Arial" w:cs="Arial"/>
-                          <w:sz w:val="24"/>
-                          <w:szCs w:val="24"/>
+                          <w:rFonts w:hint="default" w:ascii="Calibri" w:hAnsi="Calibri" w:cs="Calibri"/>
+                          <w:sz w:val="14"/>
+                          <w:szCs w:val="14"/>
                           <w:lang w:val="en-US"/>
                         </w:rPr>
                       </w:pPr>
                       <w:r>
                         <w:rPr>
-                          <w:rFonts w:hint="default" w:ascii="Arial" w:hAnsi="Arial" w:cs="Arial"/>
-                          <w:sz w:val="24"/>
-                          <w:szCs w:val="24"/>
+                          <w:rFonts w:hint="default" w:ascii="Calibri" w:hAnsi="Calibri" w:cs="Calibri"/>
+                          <w:sz w:val="14"/>
+                          <w:szCs w:val="14"/>
                           <w:lang w:val="en-US"/>
                         </w:rPr>
-                        <w:t>Confirmation Number: [[Confirmation Number]]</w:t>
+                        <w:t>[[Confirmation Number]]</w:t>
                       </w:r>
                     </w:p>
                   </w:txbxContent>
@@ -1409,6 +1559,128 @@
           <w:szCs w:val="22"/>
         </w:rPr>
       </w:pPr>
+      <w:r>
+        <w:rPr>
+          <w:rFonts w:hint="default" w:ascii="Calibri" w:hAnsi="Calibri" w:cs="Calibri"/>
+          <w:sz w:val="22"/>
+          <w:szCs w:val="22"/>
+        </w:rPr>
+        <mc:AlternateContent>
+          <mc:Choice Requires="wps">
+            <w:drawing>
+              <wp:anchor distT="0" distB="0" distL="114300" distR="114300" simplePos="0" relativeHeight="251662336" behindDoc="0" locked="0" layoutInCell="1" allowOverlap="1">
+                <wp:simplePos x="0" y="0"/>
+                <wp:positionH relativeFrom="column">
+                  <wp:posOffset>-102235</wp:posOffset>
+                </wp:positionH>
+                <wp:positionV relativeFrom="paragraph">
+                  <wp:posOffset>549910</wp:posOffset>
+                </wp:positionV>
+                <wp:extent cx="2560320" cy="295275"/>
+                <wp:effectExtent l="0" t="0" r="11430" b="9525"/>
+                <wp:wrapNone/>
+                <wp:docPr id="1" name="Text Box 1"/>
+                <wp:cNvGraphicFramePr/>
+                <a:graphic xmlns:a="http://schemas.openxmlformats.org/drawingml/2006/main">
+                  <a:graphicData uri="http://schemas.microsoft.com/office/word/2010/wordprocessingShape">
+                    <wps:wsp>
+                      <wps:cNvSpPr txBox="1"/>
+                      <wps:spPr>
+                        <a:xfrm>
+                          <a:off x="0" y="0"/>
+                          <a:ext cx="2560320" cy="295275"/>
+                        </a:xfrm>
+                        <a:prstGeom prst="rect">
+                          <a:avLst/>
+                        </a:prstGeom>
+                        <a:solidFill>
+                          <a:schemeClr val="lt1"/>
+                        </a:solidFill>
+                        <a:ln w="6350">
+                          <a:noFill/>
+                        </a:ln>
+                      </wps:spPr>
+                      <wps:style>
+                        <a:lnRef idx="0">
+                          <a:schemeClr val="accent1"/>
+                        </a:lnRef>
+                        <a:fillRef idx="0">
+                          <a:schemeClr val="accent1"/>
+                        </a:fillRef>
+                        <a:effectRef idx="0">
+                          <a:schemeClr val="accent1"/>
+                        </a:effectRef>
+                        <a:fontRef idx="minor">
+                          <a:schemeClr val="dk1"/>
+                        </a:fontRef>
+                      </wps:style>
+                      <wps:txbx>
+                        <w:txbxContent>
+                          <w:p>
+                            <w:pPr>
+                              <w:rPr>
+                                <w:rFonts w:hint="default" w:ascii="Calibri" w:hAnsi="Calibri" w:cs="Calibri"/>
+                                <w:sz w:val="14"/>
+                                <w:szCs w:val="14"/>
+                                <w:lang w:val="en-US"/>
+                              </w:rPr>
+                            </w:pPr>
+                            <w:r>
+                              <w:rPr>
+                                <w:rFonts w:hint="default" w:ascii="Calibri" w:hAnsi="Calibri" w:cs="Calibri"/>
+                                <w:sz w:val="14"/>
+                                <w:szCs w:val="14"/>
+                                <w:lang w:val="en-US"/>
+                              </w:rPr>
+                              <w:t>[[Confirmation Number]]</w:t>
+                            </w:r>
+                          </w:p>
+                        </w:txbxContent>
+                      </wps:txbx>
+                      <wps:bodyPr rot="0" spcFirstLastPara="0" vertOverflow="overflow" horzOverflow="overflow" vert="horz" wrap="square" lIns="91440" tIns="45720" rIns="91440" bIns="45720" numCol="1" spcCol="0" rtlCol="0" fromWordArt="0" anchor="t" anchorCtr="0" forceAA="0" compatLnSpc="1">
+                        <a:noAutofit/>
+                      </wps:bodyPr>
+                    </wps:wsp>
+                  </a:graphicData>
+                </a:graphic>
+              </wp:anchor>
+            </w:drawing>
+          </mc:Choice>
+          <mc:Fallback>
+            <w:pict>
+              <v:shape id="_x0000_s1026" o:spid="_x0000_s1026" o:spt="202" type="#_x0000_t202" style="position:absolute;left:0pt;margin-left:-8.05pt;margin-top:43.3pt;height:23.25pt;width:201.6pt;z-index:251662336;mso-width-relative:page;mso-height-relative:page;" fillcolor="#FFFFFF [3201]" filled="t" stroked="f" coordsize="21600,21600" o:gfxdata="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">
+                <v:fill on="t" focussize="0,0"/>
+                <v:stroke on="f" weight="0.5pt"/>
+                <v:imagedata o:title=""/>
+                <o:lock v:ext="edit" aspectratio="f"/>
+                <v:textbox>
+                  <w:txbxContent>
+                    <w:p>
+                      <w:pPr>
+                        <w:rPr>
+                          <w:rFonts w:hint="default" w:ascii="Calibri" w:hAnsi="Calibri" w:cs="Calibri"/>
+                          <w:sz w:val="14"/>
+                          <w:szCs w:val="14"/>
+                          <w:lang w:val="en-US"/>
+                        </w:rPr>
+                      </w:pPr>
+                      <w:r>
+                        <w:rPr>
+                          <w:rFonts w:hint="default" w:ascii="Calibri" w:hAnsi="Calibri" w:cs="Calibri"/>
+                          <w:sz w:val="14"/>
+                          <w:szCs w:val="14"/>
+                          <w:lang w:val="en-US"/>
+                        </w:rPr>
+                        <w:t>[[Confirmation Number]]</w:t>
+                      </w:r>
+                    </w:p>
+                  </w:txbxContent>
+                </v:textbox>
+              </v:shape>
+            </w:pict>
+          </mc:Fallback>
+        </mc:AlternateContent>
+      </w:r>
     </w:p>
     <w:sectPr>
       <w:type w:val="continuous"/>
